--- a/app/templates/PLII_M28.docx
+++ b/app/templates/PLII_M28.docx
@@ -696,20 +696,6 @@
           <w:sz-cs w:val="24"/>
         </w:rPr>
         <w:t xml:space="preserve"/>
-      </w:r>
-    </w:p>
-    <w:p>
-      <w:pPr>
-        <w:jc w:val="center"/>
-        <w:spacing w:after="120"/>
-      </w:pPr>
-      <w:r>
-        <w:rPr>
-          <w:rFonts w:ascii="Times New Roman" w:hAnsi="Times New Roman" w:cs="Times New Roman"/>
-          <w:sz w:val="28"/>
-          <w:sz-cs w:val="28"/>
-        </w:rPr>
-        <w:t xml:space="preserve"> PAGE   \* MERGEFORMAT 2</w:t>
       </w:r>
     </w:p>
     <w:p>

--- a/app/templates/PLII_M28.docx
+++ b/app/templates/PLII_M28.docx
@@ -98,7 +98,7 @@
           <w:sz-cs w:val="24"/>
           <w:i/>
         </w:rPr>
-        <w:t>{dia_diem_ky}, ngày{ngay_ky_vb}tháng{thang_ky_vb}năm{nam_ky_vb}</w:t>
+        <w:t>{dia_diem_ky}, ngày {ngay_ky_vb} tháng {thang_ky_vb} năm {nam_ky_vb}</w:t>
       </w:r>
       <w:r>
         <w:rPr>
@@ -284,20 +284,20 @@
           <w:sz w:val="24"/>
           <w:sz-cs w:val="24"/>
         </w:rPr>
-        <w:t>Điện thoại: {dien_thoai_khac} Fax:{fax}</w:t>
-      </w:r>
-    </w:p>
-    <w:p>
-      <w:pPr>
-        <w:spacing w:before="120"/>
-      </w:pPr>
-      <w:r>
-        <w:rPr>
-          <w:rFonts w:ascii="Arial" w:hAnsi="Arial" w:cs="Arial"/>
-          <w:sz w:val="24"/>
-          <w:sz-cs w:val="24"/>
-        </w:rPr>
-        <w:t>Thư điện tử: {email_khac} Website:{website}</w:t>
+        <w:t>Điện thoại: {dien_thoai_khac} Fax: {fax}</w:t>
+      </w:r>
+    </w:p>
+    <w:p>
+      <w:pPr>
+        <w:spacing w:before="120"/>
+      </w:pPr>
+      <w:r>
+        <w:rPr>
+          <w:rFonts w:ascii="Arial" w:hAnsi="Arial" w:cs="Arial"/>
+          <w:sz w:val="24"/>
+          <w:sz-cs w:val="24"/>
+        </w:rPr>
+        <w:t>Thư điện tử: {email_khac} Website: {website}</w:t>
       </w:r>
     </w:p>
     <w:p>
@@ -336,20 +336,20 @@
           <w:sz w:val="24"/>
           <w:sz-cs w:val="24"/>
         </w:rPr>
-        <w:t>- Mã số hộ kinh doanh:{hkd_ma_so}</w:t>
-      </w:r>
-    </w:p>
-    <w:p>
-      <w:pPr>
-        <w:spacing w:before="120"/>
-      </w:pPr>
-      <w:r>
-        <w:rPr>
-          <w:rFonts w:ascii="Arial" w:hAnsi="Arial" w:cs="Arial"/>
-          <w:sz w:val="24"/>
-          <w:sz-cs w:val="24"/>
-        </w:rPr>
-        <w:t>- Trụ sở của hộ kinh doanh:{hkd_tru_so}</w:t>
+        <w:t>- Mã số hộ kinh doanh: {hkd_ma_so}</w:t>
+      </w:r>
+    </w:p>
+    <w:p>
+      <w:pPr>
+        <w:spacing w:before="120"/>
+      </w:pPr>
+      <w:r>
+        <w:rPr>
+          <w:rFonts w:ascii="Arial" w:hAnsi="Arial" w:cs="Arial"/>
+          <w:sz w:val="24"/>
+          <w:sz-cs w:val="24"/>
+        </w:rPr>
+        <w:t>- Trụ sở của hộ kinh doanh: {hkd_tru_so}</w:t>
       </w:r>
     </w:p>
     <w:p>
@@ -401,20 +401,20 @@
           <w:sz w:val="24"/>
           <w:sz-cs w:val="24"/>
         </w:rPr>
-        <w:t>+ Giới tính:{chu_hkd.gioi_tinh} Dân tộc:{chu_hkd.dan_toc} Quốc tịch:{chu_hkd.quoc_tich}</w:t>
-      </w:r>
-    </w:p>
-    <w:p>
-      <w:pPr>
-        <w:spacing w:before="120"/>
-      </w:pPr>
-      <w:r>
-        <w:rPr>
-          <w:rFonts w:ascii="Arial" w:hAnsi="Arial" w:cs="Arial"/>
-          <w:sz w:val="24"/>
-          <w:sz-cs w:val="24"/>
-        </w:rPr>
-        <w:t>+ Số căn cước công dân/Chứng minh nhân dân:…….Ngày cấp:{ngay_cap}</w:t>
+        <w:t>+ Giới tính: {chu_hkd.gioi_tinh} Dân tộc: {chu_hkd.dan_toc} Quốc tịch: {chu_hkd.quoc_tich}</w:t>
+      </w:r>
+    </w:p>
+    <w:p>
+      <w:pPr>
+        <w:spacing w:before="120"/>
+      </w:pPr>
+      <w:r>
+        <w:rPr>
+          <w:rFonts w:ascii="Arial" w:hAnsi="Arial" w:cs="Arial"/>
+          <w:sz w:val="24"/>
+          <w:sz-cs w:val="24"/>
+        </w:rPr>
+        <w:t>+ Số căn cước công dân/Chứng minh nhân dân:…….Ngày cấp: {ngay_cap}</w:t>
       </w:r>
     </w:p>
     <w:p>
@@ -440,7 +440,7 @@
           <w:sz w:val="24"/>
           <w:sz-cs w:val="24"/>
         </w:rPr>
-        <w:t>+ Địa chỉ liên lạc:{dia_chi_lien_lac}</w:t>
+        <w:t>+ Địa chỉ liên lạc: {dia_chi_lien_lac}</w:t>
       </w:r>
     </w:p>
     <w:p>

--- a/app/templates/PLII_M28.docx
+++ b/app/templates/PLII_M28.docx
@@ -177,6 +177,15 @@
           <w:i/>
         </w:rPr>
         <w:t xml:space="preserve">(Tên hộ kinh doanh)</w:t>
+      </w:r>
+      <w:r>
+        <w:rPr>
+          <w:rFonts w:ascii="Arial" w:hAnsi="Arial" w:cs="Arial"/>
+          <w:sz w:val="24"/>
+          <w:sz-cs w:val="24"/>
+          <w:i/>
+        </w:rPr>
+        <w:t xml:space="preserve"> {hkd_ten_tieng_viet_2}</w:t>
       </w:r>
     </w:p>
     <w:p>
